--- a/Luis/.Net Vue/Luis Veliz.docx
+++ b/Luis/.Net Vue/Luis Veliz.docx
@@ -20,18 +20,8 @@
           <w:sz w:val="72"/>
           <w:szCs w:val="24"/>
         </w:rPr>
-        <w:t xml:space="preserve">Luis </w:t>
-      </w:r>
-      <w:proofErr w:type="spellStart"/>
-      <w:r>
-        <w:rPr>
-          <w:rFonts w:ascii="Stencil" w:eastAsia="Times New Roman" w:hAnsi="Stencil" w:cs="Arial"/>
-          <w:sz w:val="72"/>
-          <w:szCs w:val="24"/>
-        </w:rPr>
-        <w:t>Veliz</w:t>
-      </w:r>
-      <w:proofErr w:type="spellEnd"/>
+        <w:t>Luis Veliz</w:t>
+      </w:r>
     </w:p>
     <w:tbl>
       <w:tblPr>
@@ -73,66 +63,13 @@
             <w:r>
               <w:rPr>
                 <w:rFonts w:ascii="Times New Roman" w:eastAsia="Times New Roman" w:hAnsi="Times New Roman" w:cs="Times New Roman"/>
-                <w:b w:val="0"/>
                 <w:sz w:val="20"/>
                 <w:szCs w:val="24"/>
               </w:rPr>
-              <w:t>Los Angeles</w:t>
+              <w:t>Los Angeles, California, USA | luis.v.dev@outlook.com | https://www.linkedin.com/in/luis-veliz-8681513a4/ | +1 (305) 7070624</w:t>
             </w:r>
-            <w:r>
-              <w:rPr>
-                <w:rFonts w:ascii="Times New Roman" w:eastAsia="Times New Roman" w:hAnsi="Times New Roman" w:cs="Times New Roman"/>
-                <w:b w:val="0"/>
-                <w:sz w:val="20"/>
-                <w:szCs w:val="24"/>
-              </w:rPr>
-              <w:t xml:space="preserve">, California, USA | </w:t>
-            </w:r>
-            <w:r>
-              <w:rPr>
-                <w:rFonts w:ascii="Times New Roman" w:eastAsia="Times New Roman" w:hAnsi="Times New Roman" w:cs="Times New Roman"/>
-                <w:b w:val="0"/>
-                <w:sz w:val="20"/>
-                <w:szCs w:val="24"/>
-              </w:rPr>
-              <w:t>luis.v.dev@outlook.com</w:t>
-            </w:r>
-            <w:r>
-              <w:rPr>
-                <w:rFonts w:ascii="Times New Roman" w:eastAsia="Times New Roman" w:hAnsi="Times New Roman" w:cs="Times New Roman"/>
-                <w:b w:val="0"/>
-                <w:sz w:val="20"/>
-                <w:szCs w:val="24"/>
-              </w:rPr>
-              <w:t xml:space="preserve"> | </w:t>
-            </w:r>
-            <w:r>
-              <w:rPr>
-                <w:rFonts w:ascii="Times New Roman" w:eastAsia="Times New Roman" w:hAnsi="Times New Roman" w:cs="Times New Roman"/>
-                <w:b w:val="0"/>
-                <w:sz w:val="20"/>
-                <w:szCs w:val="24"/>
-              </w:rPr>
-              <w:t xml:space="preserve">https://www.linkedin.com/in/luis-veliz-8681513a4/ </w:t>
-            </w:r>
-            <w:r>
-              <w:rPr>
-                <w:rFonts w:ascii="Times New Roman" w:eastAsia="Times New Roman" w:hAnsi="Times New Roman" w:cs="Times New Roman"/>
-                <w:b w:val="0"/>
-                <w:sz w:val="20"/>
-                <w:szCs w:val="24"/>
-              </w:rPr>
-              <w:t xml:space="preserve">| </w:t>
-            </w:r>
-            <w:r>
-              <w:rPr>
-                <w:rFonts w:ascii="Times New Roman" w:eastAsia="Times New Roman" w:hAnsi="Times New Roman" w:cs="Times New Roman"/>
-                <w:b w:val="0"/>
-                <w:sz w:val="20"/>
-                <w:szCs w:val="24"/>
-              </w:rPr>
-              <w:t>+1 (305) 606 4408</w:t>
-            </w:r>
+            <w:bookmarkStart w:id="0" w:name="_GoBack"/>
+            <w:bookmarkEnd w:id="0"/>
           </w:p>
         </w:tc>
       </w:tr>
@@ -328,7 +265,6 @@
         </w:rPr>
         <w:t xml:space="preserve"> systems across </w:t>
       </w:r>
-      <w:proofErr w:type="spellStart"/>
       <w:r>
         <w:rPr>
           <w:rStyle w:val="Strong"/>
@@ -336,14 +272,12 @@
         </w:rPr>
         <w:t>PostgreSQL</w:t>
       </w:r>
-      <w:proofErr w:type="spellEnd"/>
-      <w:r>
-        <w:rPr>
-          <w:sz w:val="20"/>
-        </w:rPr>
-        <w:t xml:space="preserve">, </w:t>
-      </w:r>
-      <w:proofErr w:type="spellStart"/>
+      <w:r>
+        <w:rPr>
+          <w:sz w:val="20"/>
+        </w:rPr>
+        <w:t xml:space="preserve">, </w:t>
+      </w:r>
       <w:r>
         <w:rPr>
           <w:rStyle w:val="Strong"/>
@@ -351,7 +285,6 @@
         </w:rPr>
         <w:t>Redis</w:t>
       </w:r>
-      <w:proofErr w:type="spellEnd"/>
       <w:r>
         <w:rPr>
           <w:sz w:val="20"/>
@@ -384,29 +317,19 @@
         </w:rPr>
         <w:t xml:space="preserve">, </w:t>
       </w:r>
-      <w:proofErr w:type="spellStart"/>
-      <w:r>
-        <w:rPr>
-          <w:rStyle w:val="Strong"/>
-          <w:sz w:val="20"/>
-        </w:rPr>
-        <w:t>Elasticsearch</w:t>
-      </w:r>
-      <w:proofErr w:type="spellEnd"/>
-      <w:r>
-        <w:rPr>
-          <w:rStyle w:val="Strong"/>
-          <w:sz w:val="20"/>
-        </w:rPr>
-        <w:t>/OpenSearch</w:t>
-      </w:r>
-      <w:r>
-        <w:rPr>
-          <w:sz w:val="20"/>
-        </w:rPr>
-        <w:t xml:space="preserve">, </w:t>
-      </w:r>
-      <w:proofErr w:type="spellStart"/>
+      <w:r>
+        <w:rPr>
+          <w:rStyle w:val="Strong"/>
+          <w:sz w:val="20"/>
+        </w:rPr>
+        <w:t>Elasticsearch/OpenSearch</w:t>
+      </w:r>
+      <w:r>
+        <w:rPr>
+          <w:sz w:val="20"/>
+        </w:rPr>
+        <w:t xml:space="preserve">, </w:t>
+      </w:r>
       <w:r>
         <w:rPr>
           <w:rStyle w:val="Strong"/>
@@ -414,7 +337,6 @@
         </w:rPr>
         <w:t>Kubernetes</w:t>
       </w:r>
-      <w:proofErr w:type="spellEnd"/>
       <w:r>
         <w:rPr>
           <w:sz w:val="20"/>
@@ -583,35 +505,7 @@
         <w:rPr>
           <w:sz w:val="20"/>
         </w:rPr>
-        <w:t xml:space="preserve">, REST API design, background processing, </w:t>
-      </w:r>
-      <w:proofErr w:type="spellStart"/>
-      <w:r>
-        <w:rPr>
-          <w:sz w:val="20"/>
-        </w:rPr>
-        <w:t>WebSockets</w:t>
-      </w:r>
-      <w:proofErr w:type="spellEnd"/>
-      <w:r>
-        <w:rPr>
-          <w:sz w:val="20"/>
-        </w:rPr>
-        <w:t xml:space="preserve">, service decomposition, caching strategies, structured error models, API contracts, Node.js (integration services), </w:t>
-      </w:r>
-      <w:proofErr w:type="spellStart"/>
-      <w:r>
-        <w:rPr>
-          <w:sz w:val="20"/>
-        </w:rPr>
-        <w:t>gRPC</w:t>
-      </w:r>
-      <w:proofErr w:type="spellEnd"/>
-      <w:r>
-        <w:rPr>
-          <w:sz w:val="20"/>
-        </w:rPr>
-        <w:t xml:space="preserve"> (service-to-service patterns)</w:t>
+        <w:t>, REST API design, background processing, WebSockets, service decomposition, caching strategies, structured error models, API contracts, Node.js (integration services), gRPC (service-to-service patterns)</w:t>
       </w:r>
     </w:p>
     <w:p>
@@ -639,7 +533,6 @@
         </w:rPr>
         <w:t xml:space="preserve"> — Relational: </w:t>
       </w:r>
-      <w:proofErr w:type="spellStart"/>
       <w:r>
         <w:rPr>
           <w:rStyle w:val="Strong"/>
@@ -647,7 +540,6 @@
         </w:rPr>
         <w:t>PostgreSQL</w:t>
       </w:r>
-      <w:proofErr w:type="spellEnd"/>
       <w:r>
         <w:rPr>
           <w:sz w:val="20"/>
@@ -678,23 +570,8 @@
         <w:rPr>
           <w:sz w:val="20"/>
         </w:rPr>
-        <w:t xml:space="preserve"> | </w:t>
-      </w:r>
-      <w:proofErr w:type="spellStart"/>
-      <w:r>
-        <w:rPr>
-          <w:sz w:val="20"/>
-        </w:rPr>
-        <w:t>NoSQL</w:t>
-      </w:r>
-      <w:proofErr w:type="spellEnd"/>
-      <w:r>
-        <w:rPr>
-          <w:sz w:val="20"/>
-        </w:rPr>
-        <w:t xml:space="preserve">: </w:t>
-      </w:r>
-      <w:proofErr w:type="spellStart"/>
+        <w:t xml:space="preserve"> | NoSQL: </w:t>
+      </w:r>
       <w:r>
         <w:rPr>
           <w:rStyle w:val="Strong"/>
@@ -702,14 +579,12 @@
         </w:rPr>
         <w:t>Redis</w:t>
       </w:r>
-      <w:proofErr w:type="spellEnd"/>
-      <w:r>
-        <w:rPr>
-          <w:sz w:val="20"/>
-        </w:rPr>
-        <w:t xml:space="preserve">, </w:t>
-      </w:r>
-      <w:proofErr w:type="spellStart"/>
+      <w:r>
+        <w:rPr>
+          <w:sz w:val="20"/>
+        </w:rPr>
+        <w:t xml:space="preserve">, </w:t>
+      </w:r>
       <w:r>
         <w:rPr>
           <w:rStyle w:val="Strong"/>
@@ -717,14 +592,12 @@
         </w:rPr>
         <w:t>MongoDB</w:t>
       </w:r>
-      <w:proofErr w:type="spellEnd"/>
-      <w:r>
-        <w:rPr>
-          <w:sz w:val="20"/>
-        </w:rPr>
-        <w:t xml:space="preserve">, </w:t>
-      </w:r>
-      <w:proofErr w:type="spellStart"/>
+      <w:r>
+        <w:rPr>
+          <w:sz w:val="20"/>
+        </w:rPr>
+        <w:t xml:space="preserve">, </w:t>
+      </w:r>
       <w:r>
         <w:rPr>
           <w:rStyle w:val="Strong"/>
@@ -732,7 +605,6 @@
         </w:rPr>
         <w:t>DynamoDB</w:t>
       </w:r>
-      <w:proofErr w:type="spellEnd"/>
       <w:r>
         <w:rPr>
           <w:sz w:val="20"/>
@@ -765,7 +637,6 @@
         </w:rPr>
         <w:t xml:space="preserve">, </w:t>
       </w:r>
-      <w:proofErr w:type="spellStart"/>
       <w:r>
         <w:rPr>
           <w:rStyle w:val="Strong"/>
@@ -773,14 +644,12 @@
         </w:rPr>
         <w:t>RabbitMQ</w:t>
       </w:r>
-      <w:proofErr w:type="spellEnd"/>
       <w:r>
         <w:rPr>
           <w:sz w:val="20"/>
         </w:rPr>
         <w:t xml:space="preserve"> | Search: </w:t>
       </w:r>
-      <w:proofErr w:type="spellStart"/>
       <w:r>
         <w:rPr>
           <w:rStyle w:val="Strong"/>
@@ -788,7 +657,6 @@
         </w:rPr>
         <w:t>Elasticsearch</w:t>
       </w:r>
-      <w:proofErr w:type="spellEnd"/>
       <w:r>
         <w:rPr>
           <w:sz w:val="20"/>
@@ -821,7 +689,6 @@
         </w:rPr>
         <w:t xml:space="preserve">, </w:t>
       </w:r>
-      <w:proofErr w:type="spellStart"/>
       <w:r>
         <w:rPr>
           <w:rStyle w:val="Strong"/>
@@ -829,7 +696,6 @@
         </w:rPr>
         <w:t>BigQuery</w:t>
       </w:r>
-      <w:proofErr w:type="spellEnd"/>
     </w:p>
     <w:p>
       <w:pPr>
@@ -848,17 +714,8 @@
           <w:rStyle w:val="Strong"/>
           <w:sz w:val="20"/>
         </w:rPr>
-        <w:t xml:space="preserve">Cloud &amp; </w:t>
-      </w:r>
-      <w:proofErr w:type="spellStart"/>
-      <w:r>
-        <w:rPr>
-          <w:rStyle w:val="Strong"/>
-          <w:sz w:val="20"/>
-        </w:rPr>
-        <w:t>DevOps</w:t>
-      </w:r>
-      <w:proofErr w:type="spellEnd"/>
+        <w:t>Cloud &amp; DevOps</w:t>
+      </w:r>
       <w:r>
         <w:rPr>
           <w:sz w:val="20"/>
@@ -956,7 +813,6 @@
         </w:rPr>
         <w:t xml:space="preserve">, </w:t>
       </w:r>
-      <w:proofErr w:type="spellStart"/>
       <w:r>
         <w:rPr>
           <w:rStyle w:val="Strong"/>
@@ -964,7 +820,6 @@
         </w:rPr>
         <w:t>CloudFront</w:t>
       </w:r>
-      <w:proofErr w:type="spellEnd"/>
       <w:r>
         <w:rPr>
           <w:sz w:val="20"/>
@@ -984,7 +839,6 @@
         </w:rPr>
         <w:t xml:space="preserve">, </w:t>
       </w:r>
-      <w:proofErr w:type="spellStart"/>
       <w:r>
         <w:rPr>
           <w:rStyle w:val="Strong"/>
@@ -992,14 +846,12 @@
         </w:rPr>
         <w:t>DynamoDB</w:t>
       </w:r>
-      <w:proofErr w:type="spellEnd"/>
-      <w:r>
-        <w:rPr>
-          <w:sz w:val="20"/>
-        </w:rPr>
-        <w:t xml:space="preserve">, </w:t>
-      </w:r>
-      <w:proofErr w:type="spellStart"/>
+      <w:r>
+        <w:rPr>
+          <w:sz w:val="20"/>
+        </w:rPr>
+        <w:t xml:space="preserve">, </w:t>
+      </w:r>
       <w:r>
         <w:rPr>
           <w:rStyle w:val="Strong"/>
@@ -1007,14 +859,12 @@
         </w:rPr>
         <w:t>ElastiCache</w:t>
       </w:r>
-      <w:proofErr w:type="spellEnd"/>
-      <w:r>
-        <w:rPr>
-          <w:sz w:val="20"/>
-        </w:rPr>
-        <w:t xml:space="preserve">, </w:t>
-      </w:r>
-      <w:proofErr w:type="spellStart"/>
+      <w:r>
+        <w:rPr>
+          <w:sz w:val="20"/>
+        </w:rPr>
+        <w:t xml:space="preserve">, </w:t>
+      </w:r>
       <w:r>
         <w:rPr>
           <w:rStyle w:val="Strong"/>
@@ -1022,7 +872,6 @@
         </w:rPr>
         <w:t>EventBridge</w:t>
       </w:r>
-      <w:proofErr w:type="spellEnd"/>
       <w:r>
         <w:rPr>
           <w:sz w:val="20"/>
@@ -1211,7 +1060,6 @@
         </w:rPr>
         <w:t xml:space="preserve">, </w:t>
       </w:r>
-      <w:proofErr w:type="spellStart"/>
       <w:r>
         <w:rPr>
           <w:rStyle w:val="Strong"/>
@@ -1219,14 +1067,12 @@
         </w:rPr>
         <w:t>BigQuery</w:t>
       </w:r>
-      <w:proofErr w:type="spellEnd"/>
       <w:r>
         <w:rPr>
           <w:sz w:val="20"/>
         </w:rPr>
         <w:t xml:space="preserve"> | </w:t>
       </w:r>
-      <w:proofErr w:type="spellStart"/>
       <w:r>
         <w:rPr>
           <w:rStyle w:val="Strong"/>
@@ -1234,14 +1080,12 @@
         </w:rPr>
         <w:t>Docker</w:t>
       </w:r>
-      <w:proofErr w:type="spellEnd"/>
-      <w:r>
-        <w:rPr>
-          <w:sz w:val="20"/>
-        </w:rPr>
-        <w:t xml:space="preserve">, </w:t>
-      </w:r>
-      <w:proofErr w:type="spellStart"/>
+      <w:r>
+        <w:rPr>
+          <w:sz w:val="20"/>
+        </w:rPr>
+        <w:t xml:space="preserve">, </w:t>
+      </w:r>
       <w:r>
         <w:rPr>
           <w:rStyle w:val="Strong"/>
@@ -1249,7 +1093,6 @@
         </w:rPr>
         <w:t>Kubernetes</w:t>
       </w:r>
-      <w:proofErr w:type="spellEnd"/>
       <w:r>
         <w:rPr>
           <w:sz w:val="20"/>
@@ -1282,7 +1125,6 @@
         </w:rPr>
         <w:t xml:space="preserve">, </w:t>
       </w:r>
-      <w:proofErr w:type="spellStart"/>
       <w:r>
         <w:rPr>
           <w:rStyle w:val="Strong"/>
@@ -1290,14 +1132,12 @@
         </w:rPr>
         <w:t>GitOps</w:t>
       </w:r>
-      <w:proofErr w:type="spellEnd"/>
       <w:r>
         <w:rPr>
           <w:sz w:val="20"/>
         </w:rPr>
         <w:t xml:space="preserve"> | </w:t>
       </w:r>
-      <w:proofErr w:type="spellStart"/>
       <w:r>
         <w:rPr>
           <w:rStyle w:val="Strong"/>
@@ -1305,14 +1145,12 @@
         </w:rPr>
         <w:t>Terraform</w:t>
       </w:r>
-      <w:proofErr w:type="spellEnd"/>
-      <w:r>
-        <w:rPr>
-          <w:sz w:val="20"/>
-        </w:rPr>
-        <w:t xml:space="preserve">, </w:t>
-      </w:r>
-      <w:proofErr w:type="spellStart"/>
+      <w:r>
+        <w:rPr>
+          <w:sz w:val="20"/>
+        </w:rPr>
+        <w:t xml:space="preserve">, </w:t>
+      </w:r>
       <w:r>
         <w:rPr>
           <w:rStyle w:val="Strong"/>
@@ -1320,50 +1158,31 @@
         </w:rPr>
         <w:t>CloudFormation</w:t>
       </w:r>
-      <w:proofErr w:type="spellEnd"/>
       <w:r>
         <w:rPr>
           <w:sz w:val="20"/>
         </w:rPr>
         <w:t xml:space="preserve"> | CI/CD: </w:t>
       </w:r>
-      <w:proofErr w:type="spellStart"/>
-      <w:r>
-        <w:rPr>
-          <w:rStyle w:val="Strong"/>
-          <w:sz w:val="20"/>
-        </w:rPr>
-        <w:t>GitHub</w:t>
-      </w:r>
-      <w:proofErr w:type="spellEnd"/>
-      <w:r>
-        <w:rPr>
-          <w:rStyle w:val="Strong"/>
-          <w:sz w:val="20"/>
-        </w:rPr>
-        <w:t xml:space="preserve"> Actions</w:t>
-      </w:r>
-      <w:r>
-        <w:rPr>
-          <w:sz w:val="20"/>
-        </w:rPr>
-        <w:t xml:space="preserve">, </w:t>
-      </w:r>
-      <w:proofErr w:type="spellStart"/>
-      <w:r>
-        <w:rPr>
-          <w:rStyle w:val="Strong"/>
-          <w:sz w:val="20"/>
-        </w:rPr>
-        <w:t>GitLab</w:t>
-      </w:r>
-      <w:proofErr w:type="spellEnd"/>
-      <w:r>
-        <w:rPr>
-          <w:rStyle w:val="Strong"/>
-          <w:sz w:val="20"/>
-        </w:rPr>
-        <w:t xml:space="preserve"> CI</w:t>
+      <w:r>
+        <w:rPr>
+          <w:rStyle w:val="Strong"/>
+          <w:sz w:val="20"/>
+        </w:rPr>
+        <w:t>GitHub Actions</w:t>
+      </w:r>
+      <w:r>
+        <w:rPr>
+          <w:sz w:val="20"/>
+        </w:rPr>
+        <w:t xml:space="preserve">, </w:t>
+      </w:r>
+      <w:r>
+        <w:rPr>
+          <w:rStyle w:val="Strong"/>
+          <w:sz w:val="20"/>
+        </w:rPr>
+        <w:t>GitLab CI</w:t>
       </w:r>
       <w:r>
         <w:rPr>
@@ -1389,24 +1208,14 @@
           <w:rStyle w:val="Strong"/>
           <w:sz w:val="20"/>
         </w:rPr>
-        <w:t xml:space="preserve">Azure </w:t>
-      </w:r>
-      <w:proofErr w:type="spellStart"/>
-      <w:r>
-        <w:rPr>
-          <w:rStyle w:val="Strong"/>
-          <w:sz w:val="20"/>
-        </w:rPr>
-        <w:t>DevOps</w:t>
-      </w:r>
-      <w:proofErr w:type="spellEnd"/>
-      <w:r>
-        <w:rPr>
-          <w:sz w:val="20"/>
-        </w:rPr>
-        <w:t xml:space="preserve">, </w:t>
-      </w:r>
-      <w:proofErr w:type="spellStart"/>
+        <w:t>Azure DevOps</w:t>
+      </w:r>
+      <w:r>
+        <w:rPr>
+          <w:sz w:val="20"/>
+        </w:rPr>
+        <w:t xml:space="preserve">, </w:t>
+      </w:r>
       <w:r>
         <w:rPr>
           <w:rStyle w:val="Strong"/>
@@ -1414,7 +1223,6 @@
         </w:rPr>
         <w:t>CircleCI</w:t>
       </w:r>
-      <w:proofErr w:type="spellEnd"/>
     </w:p>
     <w:p>
       <w:pPr>
@@ -1425,21 +1233,12 @@
         </w:numPr>
         <w:jc w:val="both"/>
       </w:pPr>
-      <w:proofErr w:type="spellStart"/>
-      <w:r>
-        <w:rPr>
-          <w:rStyle w:val="Strong"/>
-          <w:sz w:val="20"/>
-        </w:rPr>
-        <w:t>Observability</w:t>
-      </w:r>
-      <w:proofErr w:type="spellEnd"/>
-      <w:r>
-        <w:rPr>
-          <w:rStyle w:val="Strong"/>
-          <w:sz w:val="20"/>
-        </w:rPr>
-        <w:t>, Quality &amp; Security</w:t>
+      <w:r>
+        <w:rPr>
+          <w:rStyle w:val="Strong"/>
+          <w:sz w:val="20"/>
+        </w:rPr>
+        <w:t>Observability, Quality &amp; Security</w:t>
       </w:r>
       <w:r>
         <w:rPr>
@@ -1447,7 +1246,6 @@
         </w:rPr>
         <w:t xml:space="preserve"> — </w:t>
       </w:r>
-      <w:proofErr w:type="spellStart"/>
       <w:r>
         <w:rPr>
           <w:rStyle w:val="Strong"/>
@@ -1455,14 +1253,12 @@
         </w:rPr>
         <w:t>OpenTelemetry</w:t>
       </w:r>
-      <w:proofErr w:type="spellEnd"/>
-      <w:r>
-        <w:rPr>
-          <w:sz w:val="20"/>
-        </w:rPr>
-        <w:t xml:space="preserve">, </w:t>
-      </w:r>
-      <w:proofErr w:type="spellStart"/>
+      <w:r>
+        <w:rPr>
+          <w:sz w:val="20"/>
+        </w:rPr>
+        <w:t xml:space="preserve">, </w:t>
+      </w:r>
       <w:r>
         <w:rPr>
           <w:rStyle w:val="Strong"/>
@@ -1470,7 +1266,6 @@
         </w:rPr>
         <w:t>Datadog</w:t>
       </w:r>
-      <w:proofErr w:type="spellEnd"/>
       <w:r>
         <w:rPr>
           <w:sz w:val="20"/>
@@ -1490,7 +1285,6 @@
         </w:rPr>
         <w:t xml:space="preserve">, </w:t>
       </w:r>
-      <w:proofErr w:type="spellStart"/>
       <w:r>
         <w:rPr>
           <w:rStyle w:val="Strong"/>
@@ -1498,7 +1292,6 @@
         </w:rPr>
         <w:t>Grafana</w:t>
       </w:r>
-      <w:proofErr w:type="spellEnd"/>
       <w:r>
         <w:rPr>
           <w:sz w:val="20"/>
@@ -1518,7 +1311,6 @@
         </w:rPr>
         <w:t xml:space="preserve">, </w:t>
       </w:r>
-      <w:proofErr w:type="spellStart"/>
       <w:r>
         <w:rPr>
           <w:rStyle w:val="Strong"/>
@@ -1526,7 +1318,6 @@
         </w:rPr>
         <w:t>CloudWatch</w:t>
       </w:r>
-      <w:proofErr w:type="spellEnd"/>
       <w:r>
         <w:rPr>
           <w:sz w:val="20"/>
@@ -1611,21 +1402,12 @@
         </w:rPr>
         <w:t xml:space="preserve">, </w:t>
       </w:r>
-      <w:proofErr w:type="spellStart"/>
-      <w:r>
-        <w:rPr>
-          <w:rStyle w:val="Strong"/>
-          <w:sz w:val="20"/>
-        </w:rPr>
-        <w:t>OpenID</w:t>
-      </w:r>
-      <w:proofErr w:type="spellEnd"/>
-      <w:r>
-        <w:rPr>
-          <w:rStyle w:val="Strong"/>
-          <w:sz w:val="20"/>
-        </w:rPr>
-        <w:t xml:space="preserve"> Connect</w:t>
+      <w:r>
+        <w:rPr>
+          <w:rStyle w:val="Strong"/>
+          <w:sz w:val="20"/>
+        </w:rPr>
+        <w:t>OpenID Connect</w:t>
       </w:r>
       <w:r>
         <w:rPr>
@@ -1646,7 +1428,6 @@
         </w:rPr>
         <w:t xml:space="preserve">, </w:t>
       </w:r>
-      <w:proofErr w:type="spellStart"/>
       <w:r>
         <w:rPr>
           <w:rStyle w:val="Strong"/>
@@ -1654,7 +1435,6 @@
         </w:rPr>
         <w:t>Okta</w:t>
       </w:r>
-      <w:proofErr w:type="spellEnd"/>
       <w:r>
         <w:rPr>
           <w:sz w:val="20"/>
@@ -1679,17 +1459,8 @@
           <w:rStyle w:val="Strong"/>
           <w:sz w:val="20"/>
         </w:rPr>
-        <w:t xml:space="preserve">AWS </w:t>
-      </w:r>
-      <w:proofErr w:type="spellStart"/>
-      <w:r>
-        <w:rPr>
-          <w:rStyle w:val="Strong"/>
-          <w:sz w:val="20"/>
-        </w:rPr>
-        <w:t>Cognito</w:t>
-      </w:r>
-      <w:proofErr w:type="spellEnd"/>
+        <w:t>AWS Cognito</w:t>
+      </w:r>
       <w:r>
         <w:rPr>
           <w:sz w:val="20"/>
@@ -1772,7 +1543,6 @@
           <w:szCs w:val="27"/>
         </w:rPr>
       </w:pPr>
-      <w:proofErr w:type="spellStart"/>
       <w:r>
         <w:rPr>
           <w:rFonts w:ascii="Britannic Bold" w:eastAsia="Times New Roman" w:hAnsi="Britannic Bold" w:cs="Arial"/>
@@ -1782,7 +1552,6 @@
         </w:rPr>
         <w:t>SumatoSoft</w:t>
       </w:r>
-      <w:proofErr w:type="spellEnd"/>
     </w:p>
     <w:p>
       <w:pPr>
@@ -1917,21 +1686,7 @@
         <w:rPr>
           <w:sz w:val="20"/>
         </w:rPr>
-        <w:t xml:space="preserve"> with pagination, filtering, </w:t>
-      </w:r>
-      <w:proofErr w:type="spellStart"/>
-      <w:r>
-        <w:rPr>
-          <w:sz w:val="20"/>
-        </w:rPr>
-        <w:t>idempotency</w:t>
-      </w:r>
-      <w:proofErr w:type="spellEnd"/>
-      <w:r>
-        <w:rPr>
-          <w:sz w:val="20"/>
-        </w:rPr>
-        <w:t xml:space="preserve"> keys, and standardized error envelopes to protect client integrations during change.</w:t>
+        <w:t xml:space="preserve"> with pagination, filtering, idempotency keys, and standardized error envelopes to protect client integrations during change.</w:t>
       </w:r>
     </w:p>
     <w:p>
@@ -1952,7 +1707,6 @@
         </w:rPr>
         <w:t xml:space="preserve">Implemented real-time collaboration using </w:t>
       </w:r>
-      <w:proofErr w:type="spellStart"/>
       <w:r>
         <w:rPr>
           <w:rStyle w:val="Strong"/>
@@ -1960,7 +1714,6 @@
         </w:rPr>
         <w:t>WebSockets</w:t>
       </w:r>
-      <w:proofErr w:type="spellEnd"/>
       <w:r>
         <w:rPr>
           <w:sz w:val="20"/>
@@ -1986,7 +1739,6 @@
         </w:rPr>
         <w:t xml:space="preserve">Delivered data-heavy workflows on </w:t>
       </w:r>
-      <w:proofErr w:type="spellStart"/>
       <w:r>
         <w:rPr>
           <w:rStyle w:val="Strong"/>
@@ -1994,7 +1746,6 @@
         </w:rPr>
         <w:t>PostgreSQL</w:t>
       </w:r>
-      <w:proofErr w:type="spellEnd"/>
       <w:r>
         <w:rPr>
           <w:sz w:val="20"/>
@@ -2025,21 +1776,7 @@
         <w:rPr>
           <w:sz w:val="20"/>
         </w:rPr>
-        <w:t xml:space="preserve"> </w:t>
-      </w:r>
-      <w:proofErr w:type="spellStart"/>
-      <w:r>
-        <w:rPr>
-          <w:sz w:val="20"/>
-        </w:rPr>
-        <w:t>touchpoints</w:t>
-      </w:r>
-      <w:proofErr w:type="spellEnd"/>
-      <w:r>
-        <w:rPr>
-          <w:sz w:val="20"/>
-        </w:rPr>
-        <w:t>), improving schema design, indexing, and query plans to protect p95 latency.</w:t>
+        <w:t xml:space="preserve"> touchpoints), improving schema design, indexing, and query plans to protect p95 latency.</w:t>
       </w:r>
     </w:p>
     <w:p>
@@ -2060,7 +1797,6 @@
         </w:rPr>
         <w:t xml:space="preserve">Introduced caching and throttling with </w:t>
       </w:r>
-      <w:proofErr w:type="spellStart"/>
       <w:r>
         <w:rPr>
           <w:rStyle w:val="Strong"/>
@@ -2068,14 +1804,12 @@
         </w:rPr>
         <w:t>Redis</w:t>
       </w:r>
-      <w:proofErr w:type="spellEnd"/>
       <w:r>
         <w:rPr>
           <w:sz w:val="20"/>
         </w:rPr>
         <w:t xml:space="preserve"> and </w:t>
       </w:r>
-      <w:proofErr w:type="spellStart"/>
       <w:r>
         <w:rPr>
           <w:rStyle w:val="Strong"/>
@@ -2083,7 +1817,6 @@
         </w:rPr>
         <w:t>ElastiCache</w:t>
       </w:r>
-      <w:proofErr w:type="spellEnd"/>
       <w:r>
         <w:rPr>
           <w:sz w:val="20"/>
@@ -2147,21 +1880,7 @@
         <w:rPr>
           <w:sz w:val="20"/>
         </w:rPr>
-        <w:t xml:space="preserve"> DLQs, </w:t>
-      </w:r>
-      <w:proofErr w:type="spellStart"/>
-      <w:r>
-        <w:rPr>
-          <w:sz w:val="20"/>
-        </w:rPr>
-        <w:t>deduplication</w:t>
-      </w:r>
-      <w:proofErr w:type="spellEnd"/>
-      <w:r>
-        <w:rPr>
-          <w:sz w:val="20"/>
-        </w:rPr>
-        <w:t>, and replay-safe consumers for long-running jobs.</w:t>
+        <w:t xml:space="preserve"> DLQs, deduplication, and replay-safe consumers for long-running jobs.</w:t>
       </w:r>
     </w:p>
     <w:p>
@@ -2182,7 +1901,6 @@
         </w:rPr>
         <w:t xml:space="preserve">Integrated search experiences using </w:t>
       </w:r>
-      <w:proofErr w:type="spellStart"/>
       <w:r>
         <w:rPr>
           <w:rStyle w:val="Strong"/>
@@ -2190,7 +1908,6 @@
         </w:rPr>
         <w:t>Elasticsearch</w:t>
       </w:r>
-      <w:proofErr w:type="spellEnd"/>
       <w:r>
         <w:rPr>
           <w:sz w:val="20"/>
@@ -2242,7 +1959,6 @@
         </w:rPr>
         <w:t xml:space="preserve"> with </w:t>
       </w:r>
-      <w:proofErr w:type="spellStart"/>
       <w:r>
         <w:rPr>
           <w:rStyle w:val="Strong"/>
@@ -2250,7 +1966,6 @@
         </w:rPr>
         <w:t>Docker</w:t>
       </w:r>
-      <w:proofErr w:type="spellEnd"/>
       <w:r>
         <w:rPr>
           <w:sz w:val="20"/>
@@ -2283,7 +1998,6 @@
         </w:rPr>
         <w:t xml:space="preserve">, using </w:t>
       </w:r>
-      <w:proofErr w:type="spellStart"/>
       <w:r>
         <w:rPr>
           <w:rStyle w:val="Strong"/>
@@ -2291,7 +2005,6 @@
         </w:rPr>
         <w:t>GitOps</w:t>
       </w:r>
-      <w:proofErr w:type="spellEnd"/>
       <w:r>
         <w:rPr>
           <w:sz w:val="20"/>
@@ -2317,7 +2030,6 @@
         </w:rPr>
         <w:t xml:space="preserve">Managed infrastructure using </w:t>
       </w:r>
-      <w:proofErr w:type="spellStart"/>
       <w:r>
         <w:rPr>
           <w:rStyle w:val="Strong"/>
@@ -2325,14 +2037,12 @@
         </w:rPr>
         <w:t>Terraform</w:t>
       </w:r>
-      <w:proofErr w:type="spellEnd"/>
       <w:r>
         <w:rPr>
           <w:sz w:val="20"/>
         </w:rPr>
         <w:t xml:space="preserve"> and </w:t>
       </w:r>
-      <w:proofErr w:type="spellStart"/>
       <w:r>
         <w:rPr>
           <w:rStyle w:val="Strong"/>
@@ -2340,7 +2050,6 @@
         </w:rPr>
         <w:t>CloudFormation</w:t>
       </w:r>
-      <w:proofErr w:type="spellEnd"/>
       <w:r>
         <w:rPr>
           <w:sz w:val="20"/>
@@ -2377,23 +2086,8 @@
         <w:rPr>
           <w:sz w:val="20"/>
         </w:rPr>
-        <w:t xml:space="preserve">Established end-to-end </w:t>
-      </w:r>
-      <w:proofErr w:type="spellStart"/>
-      <w:r>
-        <w:rPr>
-          <w:sz w:val="20"/>
-        </w:rPr>
-        <w:t>observability</w:t>
-      </w:r>
-      <w:proofErr w:type="spellEnd"/>
-      <w:r>
-        <w:rPr>
-          <w:sz w:val="20"/>
-        </w:rPr>
-        <w:t xml:space="preserve"> with </w:t>
-      </w:r>
-      <w:proofErr w:type="spellStart"/>
+        <w:t xml:space="preserve">Established end-to-end observability with </w:t>
+      </w:r>
       <w:r>
         <w:rPr>
           <w:rStyle w:val="Strong"/>
@@ -2401,14 +2095,12 @@
         </w:rPr>
         <w:t>OpenTelemetry</w:t>
       </w:r>
-      <w:proofErr w:type="spellEnd"/>
       <w:r>
         <w:rPr>
           <w:sz w:val="20"/>
         </w:rPr>
         <w:t xml:space="preserve"> and structured logging, exporting telemetry into </w:t>
       </w:r>
-      <w:proofErr w:type="spellStart"/>
       <w:r>
         <w:rPr>
           <w:rStyle w:val="Strong"/>
@@ -2416,36 +2108,25 @@
         </w:rPr>
         <w:t>Datadog</w:t>
       </w:r>
-      <w:proofErr w:type="spellEnd"/>
-      <w:r>
-        <w:rPr>
-          <w:sz w:val="20"/>
-        </w:rPr>
-        <w:t xml:space="preserve">, </w:t>
-      </w:r>
-      <w:r>
-        <w:rPr>
-          <w:rStyle w:val="Strong"/>
-          <w:sz w:val="20"/>
-        </w:rPr>
-        <w:t>Prometheus/</w:t>
-      </w:r>
-      <w:proofErr w:type="spellStart"/>
-      <w:r>
-        <w:rPr>
-          <w:rStyle w:val="Strong"/>
-          <w:sz w:val="20"/>
-        </w:rPr>
-        <w:t>Grafana</w:t>
-      </w:r>
-      <w:proofErr w:type="spellEnd"/>
+      <w:r>
+        <w:rPr>
+          <w:sz w:val="20"/>
+        </w:rPr>
+        <w:t xml:space="preserve">, </w:t>
+      </w:r>
+      <w:r>
+        <w:rPr>
+          <w:rStyle w:val="Strong"/>
+          <w:sz w:val="20"/>
+        </w:rPr>
+        <w:t>Prometheus/Grafana</w:t>
+      </w:r>
       <w:r>
         <w:rPr>
           <w:sz w:val="20"/>
         </w:rPr>
         <w:t xml:space="preserve">, and </w:t>
       </w:r>
-      <w:proofErr w:type="spellStart"/>
       <w:r>
         <w:rPr>
           <w:rStyle w:val="Strong"/>
@@ -2453,7 +2134,6 @@
         </w:rPr>
         <w:t>CloudWatch</w:t>
       </w:r>
-      <w:proofErr w:type="spellEnd"/>
       <w:r>
         <w:rPr>
           <w:sz w:val="20"/>
@@ -2577,7 +2257,6 @@
         </w:rPr>
         <w:t xml:space="preserve">, and </w:t>
       </w:r>
-      <w:proofErr w:type="spellStart"/>
       <w:r>
         <w:rPr>
           <w:rStyle w:val="Strong"/>
@@ -2585,7 +2264,6 @@
         </w:rPr>
         <w:t>DynamoDB</w:t>
       </w:r>
-      <w:proofErr w:type="spellEnd"/>
       <w:r>
         <w:rPr>
           <w:sz w:val="20"/>
@@ -2776,7 +2454,6 @@
         </w:rPr>
         <w:t xml:space="preserve">, </w:t>
       </w:r>
-      <w:proofErr w:type="spellStart"/>
       <w:r>
         <w:rPr>
           <w:rStyle w:val="Strong"/>
@@ -2784,7 +2461,6 @@
         </w:rPr>
         <w:t>BigQuery</w:t>
       </w:r>
-      <w:proofErr w:type="spellEnd"/>
       <w:r>
         <w:rPr>
           <w:sz w:val="20"/>
@@ -2807,21 +2483,12 @@
         </w:rPr>
         <w:t xml:space="preserve">Built and maintained CI/CD pipelines using </w:t>
       </w:r>
-      <w:proofErr w:type="spellStart"/>
-      <w:r>
-        <w:rPr>
-          <w:rStyle w:val="Strong"/>
-          <w:sz w:val="20"/>
-        </w:rPr>
-        <w:t>GitHub</w:t>
-      </w:r>
-      <w:proofErr w:type="spellEnd"/>
-      <w:r>
-        <w:rPr>
-          <w:rStyle w:val="Strong"/>
-          <w:sz w:val="20"/>
-        </w:rPr>
-        <w:t xml:space="preserve"> Actions</w:t>
+      <w:r>
+        <w:rPr>
+          <w:rStyle w:val="Strong"/>
+          <w:sz w:val="20"/>
+        </w:rPr>
+        <w:t>GitHub Actions</w:t>
       </w:r>
       <w:r>
         <w:rPr>
@@ -2901,7 +2568,6 @@
           <w:szCs w:val="27"/>
         </w:rPr>
       </w:pPr>
-      <w:proofErr w:type="spellStart"/>
       <w:r>
         <w:rPr>
           <w:rFonts w:ascii="Britannic Bold" w:eastAsia="Times New Roman" w:hAnsi="Britannic Bold" w:cs="Arial"/>
@@ -2911,7 +2577,6 @@
         </w:rPr>
         <w:t>Saritasa</w:t>
       </w:r>
-      <w:proofErr w:type="spellEnd"/>
     </w:p>
     <w:p>
       <w:pPr>
@@ -3032,7 +2697,6 @@
         </w:rPr>
         <w:t xml:space="preserve">Implemented background processing with </w:t>
       </w:r>
-      <w:proofErr w:type="spellStart"/>
       <w:r>
         <w:rPr>
           <w:rStyle w:val="Strong"/>
@@ -3040,26 +2704,11 @@
         </w:rPr>
         <w:t>RabbitMQ</w:t>
       </w:r>
-      <w:proofErr w:type="spellEnd"/>
-      <w:r>
-        <w:rPr>
-          <w:sz w:val="20"/>
-        </w:rPr>
-        <w:t xml:space="preserve"> workers, enforcing retries, DLQs, and idempotent processing to keep </w:t>
-      </w:r>
-      <w:proofErr w:type="spellStart"/>
-      <w:r>
-        <w:rPr>
-          <w:sz w:val="20"/>
-        </w:rPr>
-        <w:t>async</w:t>
-      </w:r>
-      <w:proofErr w:type="spellEnd"/>
-      <w:r>
-        <w:rPr>
-          <w:sz w:val="20"/>
-        </w:rPr>
-        <w:t xml:space="preserve"> workflows safe under replays.</w:t>
+      <w:r>
+        <w:rPr>
+          <w:sz w:val="20"/>
+        </w:rPr>
+        <w:t xml:space="preserve"> workers, enforcing retries, DLQs, and idempotent processing to keep async workflows safe under replays.</w:t>
       </w:r>
     </w:p>
     <w:p>
@@ -3093,7 +2742,6 @@
         </w:rPr>
         <w:t xml:space="preserve"> and </w:t>
       </w:r>
-      <w:proofErr w:type="spellStart"/>
       <w:r>
         <w:rPr>
           <w:rStyle w:val="Strong"/>
@@ -3101,7 +2749,6 @@
         </w:rPr>
         <w:t>PostgreSQL</w:t>
       </w:r>
-      <w:proofErr w:type="spellEnd"/>
       <w:r>
         <w:rPr>
           <w:sz w:val="20"/>
@@ -3127,7 +2774,6 @@
         </w:rPr>
         <w:t xml:space="preserve">Reduced database load using </w:t>
       </w:r>
-      <w:proofErr w:type="spellStart"/>
       <w:r>
         <w:rPr>
           <w:rStyle w:val="Strong"/>
@@ -3135,26 +2781,11 @@
         </w:rPr>
         <w:t>Redis</w:t>
       </w:r>
-      <w:proofErr w:type="spellEnd"/>
-      <w:r>
-        <w:rPr>
-          <w:sz w:val="20"/>
-        </w:rPr>
-        <w:t xml:space="preserve"> caching, including invalidation patterns and request-level </w:t>
-      </w:r>
-      <w:proofErr w:type="spellStart"/>
-      <w:r>
-        <w:rPr>
-          <w:sz w:val="20"/>
-        </w:rPr>
-        <w:t>memoization</w:t>
-      </w:r>
-      <w:proofErr w:type="spellEnd"/>
-      <w:r>
-        <w:rPr>
-          <w:sz w:val="20"/>
-        </w:rPr>
-        <w:t xml:space="preserve"> for high-traffic endpoints.</w:t>
+      <w:r>
+        <w:rPr>
+          <w:sz w:val="20"/>
+        </w:rPr>
+        <w:t xml:space="preserve"> caching, including invalidation patterns and request-level memoization for high-traffic endpoints.</w:t>
       </w:r>
     </w:p>
     <w:p>
@@ -3175,7 +2806,6 @@
         </w:rPr>
         <w:t xml:space="preserve">Built search-driven admin tooling with </w:t>
       </w:r>
-      <w:proofErr w:type="spellStart"/>
       <w:r>
         <w:rPr>
           <w:rStyle w:val="Strong"/>
@@ -3183,7 +2813,6 @@
         </w:rPr>
         <w:t>Elasticsearch</w:t>
       </w:r>
-      <w:proofErr w:type="spellEnd"/>
       <w:r>
         <w:rPr>
           <w:sz w:val="20"/>
@@ -3209,7 +2838,6 @@
         </w:rPr>
         <w:t xml:space="preserve">Containerized services with </w:t>
       </w:r>
-      <w:proofErr w:type="spellStart"/>
       <w:r>
         <w:rPr>
           <w:rStyle w:val="Strong"/>
@@ -3217,14 +2845,12 @@
         </w:rPr>
         <w:t>Docker</w:t>
       </w:r>
-      <w:proofErr w:type="spellEnd"/>
       <w:r>
         <w:rPr>
           <w:sz w:val="20"/>
         </w:rPr>
         <w:t xml:space="preserve"> and deployed to </w:t>
       </w:r>
-      <w:proofErr w:type="spellStart"/>
       <w:r>
         <w:rPr>
           <w:rStyle w:val="Strong"/>
@@ -3232,40 +2858,11 @@
         </w:rPr>
         <w:t>Kubernetes</w:t>
       </w:r>
-      <w:proofErr w:type="spellEnd"/>
-      <w:r>
-        <w:rPr>
-          <w:sz w:val="20"/>
-        </w:rPr>
-        <w:t xml:space="preserve">, standardizing </w:t>
-      </w:r>
-      <w:proofErr w:type="spellStart"/>
-      <w:r>
-        <w:rPr>
-          <w:sz w:val="20"/>
-        </w:rPr>
-        <w:t>configs</w:t>
-      </w:r>
-      <w:proofErr w:type="spellEnd"/>
-      <w:r>
-        <w:rPr>
-          <w:sz w:val="20"/>
-        </w:rPr>
-        <w:t xml:space="preserve">, secrets, and environment parity across </w:t>
-      </w:r>
-      <w:proofErr w:type="spellStart"/>
-      <w:r>
-        <w:rPr>
-          <w:sz w:val="20"/>
-        </w:rPr>
-        <w:t>dev</w:t>
-      </w:r>
-      <w:proofErr w:type="spellEnd"/>
-      <w:r>
-        <w:rPr>
-          <w:sz w:val="20"/>
-        </w:rPr>
-        <w:t>/test/prod.</w:t>
+      <w:r>
+        <w:rPr>
+          <w:sz w:val="20"/>
+        </w:rPr>
+        <w:t>, standardizing configs, secrets, and environment parity across dev/test/prod.</w:t>
       </w:r>
     </w:p>
     <w:p>
@@ -3286,21 +2883,12 @@
         </w:rPr>
         <w:t xml:space="preserve">Automated delivery with </w:t>
       </w:r>
-      <w:proofErr w:type="spellStart"/>
-      <w:r>
-        <w:rPr>
-          <w:rStyle w:val="Strong"/>
-          <w:sz w:val="20"/>
-        </w:rPr>
-        <w:t>GitLab</w:t>
-      </w:r>
-      <w:proofErr w:type="spellEnd"/>
-      <w:r>
-        <w:rPr>
-          <w:rStyle w:val="Strong"/>
-          <w:sz w:val="20"/>
-        </w:rPr>
-        <w:t xml:space="preserve"> CI</w:t>
+      <w:r>
+        <w:rPr>
+          <w:rStyle w:val="Strong"/>
+          <w:sz w:val="20"/>
+        </w:rPr>
+        <w:t>GitLab CI</w:t>
       </w:r>
       <w:r>
         <w:rPr>
@@ -3308,21 +2896,12 @@
         </w:rPr>
         <w:t xml:space="preserve"> and </w:t>
       </w:r>
-      <w:proofErr w:type="spellStart"/>
-      <w:r>
-        <w:rPr>
-          <w:rStyle w:val="Strong"/>
-          <w:sz w:val="20"/>
-        </w:rPr>
-        <w:t>GitHub</w:t>
-      </w:r>
-      <w:proofErr w:type="spellEnd"/>
-      <w:r>
-        <w:rPr>
-          <w:rStyle w:val="Strong"/>
-          <w:sz w:val="20"/>
-        </w:rPr>
-        <w:t xml:space="preserve"> Actions</w:t>
+      <w:r>
+        <w:rPr>
+          <w:rStyle w:val="Strong"/>
+          <w:sz w:val="20"/>
+        </w:rPr>
+        <w:t>GitHub Actions</w:t>
       </w:r>
       <w:r>
         <w:rPr>
@@ -3485,7 +3064,6 @@
         </w:rPr>
         <w:t xml:space="preserve"> and </w:t>
       </w:r>
-      <w:proofErr w:type="spellStart"/>
       <w:r>
         <w:rPr>
           <w:rStyle w:val="Strong"/>
@@ -3493,7 +3071,6 @@
         </w:rPr>
         <w:t>Grafana</w:t>
       </w:r>
-      <w:proofErr w:type="spellEnd"/>
       <w:r>
         <w:rPr>
           <w:sz w:val="20"/>
@@ -3532,7 +3109,6 @@
         </w:rPr>
         <w:t xml:space="preserve"> and enterprise identity flows using </w:t>
       </w:r>
-      <w:proofErr w:type="spellStart"/>
       <w:r>
         <w:rPr>
           <w:rStyle w:val="Strong"/>
@@ -3540,7 +3116,6 @@
         </w:rPr>
         <w:t>Okta</w:t>
       </w:r>
-      <w:proofErr w:type="spellEnd"/>
       <w:r>
         <w:rPr>
           <w:sz w:val="20"/>
@@ -3565,17 +3140,8 @@
           <w:rStyle w:val="Strong"/>
           <w:sz w:val="20"/>
         </w:rPr>
-        <w:t xml:space="preserve">AWS </w:t>
-      </w:r>
-      <w:proofErr w:type="spellStart"/>
-      <w:r>
-        <w:rPr>
-          <w:rStyle w:val="Strong"/>
-          <w:sz w:val="20"/>
-        </w:rPr>
-        <w:t>Cognito</w:t>
-      </w:r>
-      <w:proofErr w:type="spellEnd"/>
+        <w:t>AWS Cognito</w:t>
+      </w:r>
       <w:r>
         <w:rPr>
           <w:sz w:val="20"/>
@@ -3893,7 +3459,6 @@
         </w:rPr>
         <w:t xml:space="preserve">Introduced caching approaches using </w:t>
       </w:r>
-      <w:proofErr w:type="spellStart"/>
       <w:proofErr w:type="gramStart"/>
       <w:r>
         <w:rPr>
@@ -3902,7 +3467,6 @@
         </w:rPr>
         <w:t>Redis</w:t>
       </w:r>
-      <w:proofErr w:type="spellEnd"/>
       <w:proofErr w:type="gramEnd"/>
       <w:r>
         <w:rPr>
@@ -3927,21 +3491,7 @@
         <w:rPr>
           <w:sz w:val="20"/>
         </w:rPr>
-        <w:t xml:space="preserve">Implemented </w:t>
-      </w:r>
-      <w:proofErr w:type="spellStart"/>
-      <w:r>
-        <w:rPr>
-          <w:sz w:val="20"/>
-        </w:rPr>
-        <w:t>async</w:t>
-      </w:r>
-      <w:proofErr w:type="spellEnd"/>
-      <w:r>
-        <w:rPr>
-          <w:sz w:val="20"/>
-        </w:rPr>
-        <w:t xml:space="preserve"> processing concepts with queue-based workers, improving responsiveness for long-running tasks and batch operations.</w:t>
+        <w:t>Implemented async processing concepts with queue-based workers, improving responsiveness for long-running tasks and batch operations.</w:t>
       </w:r>
     </w:p>
     <w:p>
@@ -3962,7 +3512,6 @@
         </w:rPr>
         <w:t xml:space="preserve">Supported deployment workflows with </w:t>
       </w:r>
-      <w:proofErr w:type="spellStart"/>
       <w:r>
         <w:rPr>
           <w:rStyle w:val="Strong"/>
@@ -3970,7 +3519,6 @@
         </w:rPr>
         <w:t>Docker</w:t>
       </w:r>
-      <w:proofErr w:type="spellEnd"/>
       <w:r>
         <w:rPr>
           <w:sz w:val="20"/>
@@ -4033,35 +3581,7 @@
           <w:sz w:val="20"/>
         </w:rPr>
         <w:lastRenderedPageBreak/>
-        <w:t xml:space="preserve">Built internal </w:t>
-      </w:r>
-      <w:proofErr w:type="spellStart"/>
-      <w:r>
-        <w:rPr>
-          <w:sz w:val="20"/>
-        </w:rPr>
-        <w:t>observability</w:t>
-      </w:r>
-      <w:proofErr w:type="spellEnd"/>
-      <w:r>
-        <w:rPr>
-          <w:sz w:val="20"/>
-        </w:rPr>
-        <w:t xml:space="preserve"> habits with structured logs and operational </w:t>
-      </w:r>
-      <w:proofErr w:type="spellStart"/>
-      <w:r>
-        <w:rPr>
-          <w:sz w:val="20"/>
-        </w:rPr>
-        <w:t>runbooks</w:t>
-      </w:r>
-      <w:proofErr w:type="spellEnd"/>
-      <w:r>
-        <w:rPr>
-          <w:sz w:val="20"/>
-        </w:rPr>
-        <w:t xml:space="preserve"> to improve incident triage speed and on-call handoffs.</w:t>
+        <w:t>Built internal observability habits with structured logs and operational runbooks to improve incident triage speed and on-call handoffs.</w:t>
       </w:r>
     </w:p>
     <w:p>
@@ -4621,8 +4141,6 @@
         </w:rPr>
         <w:t>.</w:t>
       </w:r>
-      <w:bookmarkStart w:id="0" w:name="_GoBack"/>
-      <w:bookmarkEnd w:id="0"/>
     </w:p>
     <w:p>
       <w:pPr>
@@ -4646,7 +4164,6 @@
         </w:rPr>
         <w:t xml:space="preserve">Backed core workflows with </w:t>
       </w:r>
-      <w:proofErr w:type="spellStart"/>
       <w:r>
         <w:rPr>
           <w:rFonts w:ascii="Times New Roman" w:eastAsia="Times New Roman" w:hAnsi="Times New Roman" w:cs="Times New Roman"/>
@@ -4657,7 +4174,6 @@
         </w:rPr>
         <w:t>PostgreSQL</w:t>
       </w:r>
-      <w:proofErr w:type="spellEnd"/>
       <w:r>
         <w:rPr>
           <w:rFonts w:ascii="Times New Roman" w:eastAsia="Times New Roman" w:hAnsi="Times New Roman" w:cs="Times New Roman"/>
@@ -4666,7 +4182,6 @@
         </w:rPr>
         <w:t xml:space="preserve"> and </w:t>
       </w:r>
-      <w:proofErr w:type="spellStart"/>
       <w:r>
         <w:rPr>
           <w:rFonts w:ascii="Times New Roman" w:eastAsia="Times New Roman" w:hAnsi="Times New Roman" w:cs="Times New Roman"/>
@@ -4677,7 +4192,6 @@
         </w:rPr>
         <w:t>Redis</w:t>
       </w:r>
-      <w:proofErr w:type="spellEnd"/>
       <w:r>
         <w:rPr>
           <w:rFonts w:ascii="Times New Roman" w:eastAsia="Times New Roman" w:hAnsi="Times New Roman" w:cs="Times New Roman"/>
@@ -4707,27 +4221,8 @@
           <w:sz w:val="20"/>
           <w:szCs w:val="24"/>
         </w:rPr>
-        <w:t xml:space="preserve">Added end-to-end </w:t>
-      </w:r>
-      <w:proofErr w:type="spellStart"/>
-      <w:r>
-        <w:rPr>
-          <w:rFonts w:ascii="Times New Roman" w:eastAsia="Times New Roman" w:hAnsi="Times New Roman" w:cs="Times New Roman"/>
-          <w:sz w:val="20"/>
-          <w:szCs w:val="24"/>
-        </w:rPr>
-        <w:t>observability</w:t>
-      </w:r>
-      <w:proofErr w:type="spellEnd"/>
-      <w:r>
-        <w:rPr>
-          <w:rFonts w:ascii="Times New Roman" w:eastAsia="Times New Roman" w:hAnsi="Times New Roman" w:cs="Times New Roman"/>
-          <w:sz w:val="20"/>
-          <w:szCs w:val="24"/>
-        </w:rPr>
-        <w:t xml:space="preserve"> using </w:t>
-      </w:r>
-      <w:proofErr w:type="spellStart"/>
+        <w:t xml:space="preserve">Added end-to-end observability using </w:t>
+      </w:r>
       <w:r>
         <w:rPr>
           <w:rFonts w:ascii="Times New Roman" w:eastAsia="Times New Roman" w:hAnsi="Times New Roman" w:cs="Times New Roman"/>
@@ -4738,7 +4233,6 @@
         </w:rPr>
         <w:t>OpenTelemetry</w:t>
       </w:r>
-      <w:proofErr w:type="spellEnd"/>
       <w:r>
         <w:rPr>
           <w:rFonts w:ascii="Times New Roman" w:eastAsia="Times New Roman" w:hAnsi="Times New Roman" w:cs="Times New Roman"/>
@@ -4747,7 +4241,6 @@
         </w:rPr>
         <w:t xml:space="preserve"> with actionable dashboards in </w:t>
       </w:r>
-      <w:proofErr w:type="spellStart"/>
       <w:r>
         <w:rPr>
           <w:rFonts w:ascii="Times New Roman" w:eastAsia="Times New Roman" w:hAnsi="Times New Roman" w:cs="Times New Roman"/>
@@ -4756,31 +4249,8 @@
           <w:sz w:val="20"/>
           <w:szCs w:val="24"/>
         </w:rPr>
-        <w:t>Grafana</w:t>
-      </w:r>
-      <w:proofErr w:type="spellEnd"/>
-      <w:r>
-        <w:rPr>
-          <w:rFonts w:ascii="Times New Roman" w:eastAsia="Times New Roman" w:hAnsi="Times New Roman" w:cs="Times New Roman"/>
-          <w:b/>
-          <w:bCs/>
-          <w:sz w:val="20"/>
-          <w:szCs w:val="24"/>
-        </w:rPr>
-        <w:t>/</w:t>
-      </w:r>
-      <w:proofErr w:type="spellStart"/>
-      <w:r>
-        <w:rPr>
-          <w:rFonts w:ascii="Times New Roman" w:eastAsia="Times New Roman" w:hAnsi="Times New Roman" w:cs="Times New Roman"/>
-          <w:b/>
-          <w:bCs/>
-          <w:sz w:val="20"/>
-          <w:szCs w:val="24"/>
-        </w:rPr>
-        <w:t>Datadog</w:t>
-      </w:r>
-      <w:proofErr w:type="spellEnd"/>
+        <w:t>Grafana/Datadog</w:t>
+      </w:r>
       <w:r>
         <w:rPr>
           <w:rFonts w:ascii="Times New Roman" w:eastAsia="Times New Roman" w:hAnsi="Times New Roman" w:cs="Times New Roman"/>
@@ -4831,25 +4301,7 @@
           <w:sz w:val="20"/>
           <w:szCs w:val="24"/>
         </w:rPr>
-        <w:t xml:space="preserve">Built </w:t>
-      </w:r>
-      <w:proofErr w:type="spellStart"/>
-      <w:r>
-        <w:rPr>
-          <w:rFonts w:ascii="Times New Roman" w:eastAsia="Times New Roman" w:hAnsi="Times New Roman" w:cs="Times New Roman"/>
-          <w:sz w:val="20"/>
-          <w:szCs w:val="24"/>
-        </w:rPr>
-        <w:t>async</w:t>
-      </w:r>
-      <w:proofErr w:type="spellEnd"/>
-      <w:r>
-        <w:rPr>
-          <w:rFonts w:ascii="Times New Roman" w:eastAsia="Times New Roman" w:hAnsi="Times New Roman" w:cs="Times New Roman"/>
-          <w:sz w:val="20"/>
-          <w:szCs w:val="24"/>
-        </w:rPr>
-        <w:t xml:space="preserve"> workers using </w:t>
+        <w:t xml:space="preserve">Built async workers using </w:t>
       </w:r>
       <w:r>
         <w:rPr>
@@ -4910,7 +4362,6 @@
         </w:rPr>
         <w:t xml:space="preserve">Implemented search indexing and retrieval with </w:t>
       </w:r>
-      <w:proofErr w:type="spellStart"/>
       <w:r>
         <w:rPr>
           <w:rFonts w:ascii="Times New Roman" w:eastAsia="Times New Roman" w:hAnsi="Times New Roman" w:cs="Times New Roman"/>
@@ -4919,18 +4370,7 @@
           <w:sz w:val="20"/>
           <w:szCs w:val="24"/>
         </w:rPr>
-        <w:t>Elasticsearch</w:t>
-      </w:r>
-      <w:proofErr w:type="spellEnd"/>
-      <w:r>
-        <w:rPr>
-          <w:rFonts w:ascii="Times New Roman" w:eastAsia="Times New Roman" w:hAnsi="Times New Roman" w:cs="Times New Roman"/>
-          <w:b/>
-          <w:bCs/>
-          <w:sz w:val="20"/>
-          <w:szCs w:val="24"/>
-        </w:rPr>
-        <w:t>/OpenSearch</w:t>
+        <w:t>Elasticsearch/OpenSearch</w:t>
       </w:r>
       <w:r>
         <w:rPr>
@@ -4981,7 +4421,6 @@
         </w:rPr>
         <w:t xml:space="preserve"> using </w:t>
       </w:r>
-      <w:proofErr w:type="spellStart"/>
       <w:r>
         <w:rPr>
           <w:rFonts w:ascii="Times New Roman" w:eastAsia="Times New Roman" w:hAnsi="Times New Roman" w:cs="Times New Roman"/>
@@ -4992,7 +4431,6 @@
         </w:rPr>
         <w:t>Docker</w:t>
       </w:r>
-      <w:proofErr w:type="spellEnd"/>
       <w:r>
         <w:rPr>
           <w:rFonts w:ascii="Times New Roman" w:eastAsia="Times New Roman" w:hAnsi="Times New Roman" w:cs="Times New Roman"/>
@@ -5037,7 +4475,6 @@
         </w:rPr>
         <w:t xml:space="preserve"> with </w:t>
       </w:r>
-      <w:proofErr w:type="spellStart"/>
       <w:r>
         <w:rPr>
           <w:rFonts w:ascii="Times New Roman" w:eastAsia="Times New Roman" w:hAnsi="Times New Roman" w:cs="Times New Roman"/>
@@ -5048,7 +4485,6 @@
         </w:rPr>
         <w:t>GitOps</w:t>
       </w:r>
-      <w:proofErr w:type="spellEnd"/>
       <w:r>
         <w:rPr>
           <w:rFonts w:ascii="Times New Roman" w:eastAsia="Times New Roman" w:hAnsi="Times New Roman" w:cs="Times New Roman"/>
@@ -5057,7 +4493,6 @@
         </w:rPr>
         <w:t xml:space="preserve">, managing infrastructure through </w:t>
       </w:r>
-      <w:proofErr w:type="spellStart"/>
       <w:r>
         <w:rPr>
           <w:rFonts w:ascii="Times New Roman" w:eastAsia="Times New Roman" w:hAnsi="Times New Roman" w:cs="Times New Roman"/>
@@ -5068,7 +4503,6 @@
         </w:rPr>
         <w:t>Terraform</w:t>
       </w:r>
-      <w:proofErr w:type="spellEnd"/>
       <w:r>
         <w:rPr>
           <w:rFonts w:ascii="Times New Roman" w:eastAsia="Times New Roman" w:hAnsi="Times New Roman" w:cs="Times New Roman"/>
@@ -5077,7 +4511,6 @@
         </w:rPr>
         <w:t xml:space="preserve"> and </w:t>
       </w:r>
-      <w:proofErr w:type="spellStart"/>
       <w:r>
         <w:rPr>
           <w:rFonts w:ascii="Times New Roman" w:eastAsia="Times New Roman" w:hAnsi="Times New Roman" w:cs="Times New Roman"/>
@@ -5088,7 +4521,6 @@
         </w:rPr>
         <w:t>CloudFormation</w:t>
       </w:r>
-      <w:proofErr w:type="spellEnd"/>
       <w:r>
         <w:rPr>
           <w:rFonts w:ascii="Times New Roman" w:eastAsia="Times New Roman" w:hAnsi="Times New Roman" w:cs="Times New Roman"/>
@@ -7323,7 +6755,7 @@
 </file>
 
 <file path=customXml/itemProps1.xml><?xml version="1.0" encoding="utf-8"?>
-<ds:datastoreItem xmlns:ds="http://schemas.openxmlformats.org/officeDocument/2006/customXml" ds:itemID="{FB6A5A36-A894-47AB-9078-2E0696796FBE}">
+<ds:datastoreItem xmlns:ds="http://schemas.openxmlformats.org/officeDocument/2006/customXml" ds:itemID="{E9A5D9A4-A969-4A5F-97C0-231A97B7A9D5}">
   <ds:schemaRefs>
     <ds:schemaRef ds:uri="http://schemas.openxmlformats.org/officeDocument/2006/bibliography"/>
   </ds:schemaRefs>
